--- a/IT_Technical_Support/User_Accounts_with_Data_Access.docx
+++ b/IT_Technical_Support/User_Accounts_with_Data_Access.docx
@@ -1,12 +1,12 @@
 
 <file path=word/document.xml><?xml version="1.0" encoding="utf-8"?>
-<w:document xmlns:wpc="http://schemas.microsoft.com/office/word/2010/wordprocessingCanvas" xmlns:cx="http://schemas.microsoft.com/office/drawing/2014/chartex" xmlns:cx1="http://schemas.microsoft.com/office/drawing/2015/9/8/chartex" xmlns:cx2="http://schemas.microsoft.com/office/drawing/2015/10/21/chartex" xmlns:cx3="http://schemas.microsoft.com/office/drawing/2016/5/9/chartex" xmlns:cx4="http://schemas.microsoft.com/office/drawing/2016/5/10/chartex" xmlns:cx5="http://schemas.microsoft.com/office/drawing/2016/5/11/chartex" xmlns:cx6="http://schemas.microsoft.com/office/drawing/2016/5/12/chartex" xmlns:cx7="http://schemas.microsoft.com/office/drawing/2016/5/13/chartex" xmlns:cx8="http://schemas.microsoft.com/office/drawing/2016/5/14/chartex" xmlns:mc="http://schemas.openxmlformats.org/markup-compatibility/2006" xmlns:aink="http://schemas.microsoft.com/office/drawing/2016/ink" xmlns:am3d="http://schemas.microsoft.com/office/drawing/2017/model3d" xmlns:o="urn:schemas-microsoft-com:office:office" xmlns:oel="http://schemas.microsoft.com/office/2019/extlst" xmlns:r="http://schemas.openxmlformats.org/officeDocument/2006/relationships" xmlns:m="http://schemas.openxmlformats.org/officeDocument/2006/math" xmlns:v="urn:schemas-microsoft-com:vml" xmlns:wp14="http://schemas.microsoft.com/office/word/2010/wordprocessingDrawing" xmlns:wp="http://schemas.openxmlformats.org/drawingml/2006/wordprocessingDrawing" xmlns:w10="urn:schemas-microsoft-com:office:word" xmlns:w="http://schemas.openxmlformats.org/wordprocessingml/2006/main" xmlns:w14="http://schemas.microsoft.com/office/word/2010/wordml" xmlns:w15="http://schemas.microsoft.com/office/word/2012/wordml" xmlns:w16cex="http://schemas.microsoft.com/office/word/2018/wordml/cex" xmlns:w16cid="http://schemas.microsoft.com/office/word/2016/wordml/cid" xmlns:w16="http://schemas.microsoft.com/office/word/2018/wordml" xmlns:w16du="http://schemas.microsoft.com/office/word/2023/wordml/word16du" xmlns:w16sdtdh="http://schemas.microsoft.com/office/word/2020/wordml/sdtdatahash" xmlns:w16se="http://schemas.microsoft.com/office/word/2015/wordml/symex" xmlns:wpg="http://schemas.microsoft.com/office/word/2010/wordprocessingGroup" xmlns:wpi="http://schemas.microsoft.com/office/word/2010/wordprocessingInk" xmlns:wne="http://schemas.microsoft.com/office/word/2006/wordml" xmlns:wps="http://schemas.microsoft.com/office/word/2010/wordprocessingShape" mc:Ignorable="w14 w15 w16se w16cid w16 w16cex w16sdtdh w16du wp14">
+<w:document xmlns:wpc="http://schemas.microsoft.com/office/word/2010/wordprocessingCanvas" xmlns:cx="http://schemas.microsoft.com/office/drawing/2014/chartex" xmlns:cx1="http://schemas.microsoft.com/office/drawing/2015/9/8/chartex" xmlns:cx2="http://schemas.microsoft.com/office/drawing/2015/10/21/chartex" xmlns:cx3="http://schemas.microsoft.com/office/drawing/2016/5/9/chartex" xmlns:cx4="http://schemas.microsoft.com/office/drawing/2016/5/10/chartex" xmlns:cx5="http://schemas.microsoft.com/office/drawing/2016/5/11/chartex" xmlns:cx6="http://schemas.microsoft.com/office/drawing/2016/5/12/chartex" xmlns:cx7="http://schemas.microsoft.com/office/drawing/2016/5/13/chartex" xmlns:cx8="http://schemas.microsoft.com/office/drawing/2016/5/14/chartex" xmlns:mc="http://schemas.openxmlformats.org/markup-compatibility/2006" xmlns:aink="http://schemas.microsoft.com/office/drawing/2016/ink" xmlns:am3d="http://schemas.microsoft.com/office/drawing/2017/model3d" xmlns:o="urn:schemas-microsoft-com:office:office" xmlns:oel="http://schemas.microsoft.com/office/2019/extlst" xmlns:r="http://schemas.openxmlformats.org/officeDocument/2006/relationships" xmlns:m="http://schemas.openxmlformats.org/officeDocument/2006/math" xmlns:v="urn:schemas-microsoft-com:vml" xmlns:wp14="http://schemas.microsoft.com/office/word/2010/wordprocessingDrawing" xmlns:wp="http://schemas.openxmlformats.org/drawingml/2006/wordprocessingDrawing" xmlns:w10="urn:schemas-microsoft-com:office:word" xmlns:w="http://schemas.openxmlformats.org/wordprocessingml/2006/main" xmlns:w14="http://schemas.microsoft.com/office/word/2010/wordml" xmlns:w15="http://schemas.microsoft.com/office/word/2012/wordml" xmlns:w16cex="http://schemas.microsoft.com/office/word/2018/wordml/cex" xmlns:w16cid="http://schemas.microsoft.com/office/word/2016/wordml/cid" xmlns:w16="http://schemas.microsoft.com/office/word/2018/wordml" xmlns:w16du="http://schemas.microsoft.com/office/word/2023/wordml/word16du" xmlns:w16sdtdh="http://schemas.microsoft.com/office/word/2020/wordml/sdtdatahash" xmlns:w16sdtfl="http://schemas.microsoft.com/office/word/2024/wordml/sdtformatlock" xmlns:w16se="http://schemas.microsoft.com/office/word/2015/wordml/symex" xmlns:wpg="http://schemas.microsoft.com/office/word/2010/wordprocessingGroup" xmlns:wpi="http://schemas.microsoft.com/office/word/2010/wordprocessingInk" xmlns:wne="http://schemas.microsoft.com/office/word/2006/wordml" xmlns:wps="http://schemas.microsoft.com/office/word/2010/wordprocessingShape" mc:Ignorable="w14 w15 w16se w16cid w16 w16cex w16sdtdh w16sdtfl w16du wp14">
   <w:body>
     <w:p>
       <w:pPr>
         <w:pStyle w:val="Heading1"/>
       </w:pPr>
-      <w:bookmarkStart w:id="0" w:name="_Toc119606254"/>
+      <w:bookmarkStart w:id="0" w:name="_Toc215066730"/>
       <w:r>
         <w:t>Create User Accounts with Data Access</w:t>
       </w:r>
@@ -50,8 +50,9 @@
             <w:rPr>
               <w:rFonts w:asciiTheme="minorHAnsi" w:eastAsiaTheme="minorEastAsia" w:hAnsiTheme="minorHAnsi" w:cstheme="minorBidi"/>
               <w:noProof/>
-              <w:sz w:val="22"/>
-              <w:szCs w:val="22"/>
+              <w:kern w:val="2"/>
+              <w:sz w:val="24"/>
+              <w14:ligatures w14:val="standardContextual"/>
             </w:rPr>
           </w:pPr>
           <w:r>
@@ -63,7 +64,7 @@
           <w:r>
             <w:fldChar w:fldCharType="separate"/>
           </w:r>
-          <w:hyperlink w:anchor="_Toc119606254" w:history="1">
+          <w:hyperlink w:anchor="_Toc215066730" w:history="1">
             <w:r>
               <w:rPr>
                 <w:rStyle w:val="Hyperlink"/>
@@ -90,7 +91,7 @@
                 <w:noProof/>
                 <w:webHidden/>
               </w:rPr>
-              <w:instrText xml:space="preserve"> PAGEREF _Toc119606254 \h </w:instrText>
+              <w:instrText xml:space="preserve"> PAGEREF _Toc215066730 \h </w:instrText>
             </w:r>
             <w:r>
               <w:rPr>
@@ -130,11 +131,12 @@
             <w:rPr>
               <w:rFonts w:asciiTheme="minorHAnsi" w:eastAsiaTheme="minorEastAsia" w:hAnsiTheme="minorHAnsi" w:cstheme="minorBidi"/>
               <w:noProof/>
-              <w:sz w:val="22"/>
-              <w:szCs w:val="22"/>
+              <w:kern w:val="2"/>
+              <w:sz w:val="24"/>
+              <w14:ligatures w14:val="standardContextual"/>
             </w:rPr>
           </w:pPr>
-          <w:hyperlink w:anchor="_Toc119606255" w:history="1">
+          <w:hyperlink w:anchor="_Toc215066731" w:history="1">
             <w:r>
               <w:rPr>
                 <w:rStyle w:val="Hyperlink"/>
@@ -162,7 +164,7 @@
                 <w:noProof/>
                 <w:webHidden/>
               </w:rPr>
-              <w:instrText xml:space="preserve"> PAGEREF _Toc119606255 \h </w:instrText>
+              <w:instrText xml:space="preserve"> PAGEREF _Toc215066731 \h </w:instrText>
             </w:r>
             <w:r>
               <w:rPr>
@@ -202,11 +204,12 @@
             <w:rPr>
               <w:rFonts w:asciiTheme="minorHAnsi" w:eastAsiaTheme="minorEastAsia" w:hAnsiTheme="minorHAnsi" w:cstheme="minorBidi"/>
               <w:noProof/>
-              <w:sz w:val="22"/>
-              <w:szCs w:val="22"/>
+              <w:kern w:val="2"/>
+              <w:sz w:val="24"/>
+              <w14:ligatures w14:val="standardContextual"/>
             </w:rPr>
           </w:pPr>
-          <w:hyperlink w:anchor="_Toc119606256" w:history="1">
+          <w:hyperlink w:anchor="_Toc215066732" w:history="1">
             <w:r>
               <w:rPr>
                 <w:rStyle w:val="Hyperlink"/>
@@ -234,7 +237,7 @@
                 <w:noProof/>
                 <w:webHidden/>
               </w:rPr>
-              <w:instrText xml:space="preserve"> PAGEREF _Toc119606256 \h </w:instrText>
+              <w:instrText xml:space="preserve"> PAGEREF _Toc215066732 \h </w:instrText>
             </w:r>
             <w:r>
               <w:rPr>
@@ -254,7 +257,7 @@
                 <w:noProof/>
                 <w:webHidden/>
               </w:rPr>
-              <w:t>1</w:t>
+              <w:t>2</w:t>
             </w:r>
             <w:r>
               <w:rPr>
@@ -274,11 +277,12 @@
             <w:rPr>
               <w:rFonts w:asciiTheme="minorHAnsi" w:eastAsiaTheme="minorEastAsia" w:hAnsiTheme="minorHAnsi" w:cstheme="minorBidi"/>
               <w:noProof/>
-              <w:sz w:val="22"/>
-              <w:szCs w:val="22"/>
+              <w:kern w:val="2"/>
+              <w:sz w:val="24"/>
+              <w14:ligatures w14:val="standardContextual"/>
             </w:rPr>
           </w:pPr>
-          <w:hyperlink w:anchor="_Toc119606257" w:history="1">
+          <w:hyperlink w:anchor="_Toc215066733" w:history="1">
             <w:r>
               <w:rPr>
                 <w:rStyle w:val="Hyperlink"/>
@@ -305,7 +309,7 @@
                 <w:noProof/>
                 <w:webHidden/>
               </w:rPr>
-              <w:instrText xml:space="preserve"> PAGEREF _Toc119606257 \h </w:instrText>
+              <w:instrText xml:space="preserve"> PAGEREF _Toc215066733 \h </w:instrText>
             </w:r>
             <w:r>
               <w:rPr>
@@ -345,11 +349,12 @@
             <w:rPr>
               <w:rFonts w:asciiTheme="minorHAnsi" w:eastAsiaTheme="minorEastAsia" w:hAnsiTheme="minorHAnsi" w:cstheme="minorBidi"/>
               <w:noProof/>
-              <w:sz w:val="22"/>
-              <w:szCs w:val="22"/>
+              <w:kern w:val="2"/>
+              <w:sz w:val="24"/>
+              <w14:ligatures w14:val="standardContextual"/>
             </w:rPr>
           </w:pPr>
-          <w:hyperlink w:anchor="_Toc119606258" w:history="1">
+          <w:hyperlink w:anchor="_Toc215066734" w:history="1">
             <w:r>
               <w:rPr>
                 <w:rStyle w:val="Hyperlink"/>
@@ -376,7 +381,7 @@
                 <w:noProof/>
                 <w:webHidden/>
               </w:rPr>
-              <w:instrText xml:space="preserve"> PAGEREF _Toc119606258 \h </w:instrText>
+              <w:instrText xml:space="preserve"> PAGEREF _Toc215066734 \h </w:instrText>
             </w:r>
             <w:r>
               <w:rPr>
@@ -416,11 +421,12 @@
             <w:rPr>
               <w:rFonts w:asciiTheme="minorHAnsi" w:eastAsiaTheme="minorEastAsia" w:hAnsiTheme="minorHAnsi" w:cstheme="minorBidi"/>
               <w:noProof/>
-              <w:sz w:val="22"/>
-              <w:szCs w:val="22"/>
+              <w:kern w:val="2"/>
+              <w:sz w:val="24"/>
+              <w14:ligatures w14:val="standardContextual"/>
             </w:rPr>
           </w:pPr>
-          <w:hyperlink w:anchor="_Toc119606259" w:history="1">
+          <w:hyperlink w:anchor="_Toc215066735" w:history="1">
             <w:r>
               <w:rPr>
                 <w:rStyle w:val="Hyperlink"/>
@@ -448,7 +454,7 @@
                 <w:noProof/>
                 <w:webHidden/>
               </w:rPr>
-              <w:instrText xml:space="preserve"> PAGEREF _Toc119606259 \h </w:instrText>
+              <w:instrText xml:space="preserve"> PAGEREF _Toc215066735 \h </w:instrText>
             </w:r>
             <w:r>
               <w:rPr>
@@ -468,7 +474,7 @@
                 <w:noProof/>
                 <w:webHidden/>
               </w:rPr>
-              <w:t>3</w:t>
+              <w:t>4</w:t>
             </w:r>
             <w:r>
               <w:rPr>
@@ -488,11 +494,12 @@
             <w:rPr>
               <w:rFonts w:asciiTheme="minorHAnsi" w:eastAsiaTheme="minorEastAsia" w:hAnsiTheme="minorHAnsi" w:cstheme="minorBidi"/>
               <w:noProof/>
-              <w:sz w:val="22"/>
-              <w:szCs w:val="22"/>
+              <w:kern w:val="2"/>
+              <w:sz w:val="24"/>
+              <w14:ligatures w14:val="standardContextual"/>
             </w:rPr>
           </w:pPr>
-          <w:hyperlink w:anchor="_Toc119606260" w:history="1">
+          <w:hyperlink w:anchor="_Toc215066736" w:history="1">
             <w:r>
               <w:rPr>
                 <w:rStyle w:val="Hyperlink"/>
@@ -519,7 +526,7 @@
                 <w:noProof/>
                 <w:webHidden/>
               </w:rPr>
-              <w:instrText xml:space="preserve"> PAGEREF _Toc119606260 \h </w:instrText>
+              <w:instrText xml:space="preserve"> PAGEREF _Toc215066736 \h </w:instrText>
             </w:r>
             <w:r>
               <w:rPr>
@@ -559,11 +566,12 @@
             <w:rPr>
               <w:rFonts w:asciiTheme="minorHAnsi" w:eastAsiaTheme="minorEastAsia" w:hAnsiTheme="minorHAnsi" w:cstheme="minorBidi"/>
               <w:noProof/>
-              <w:sz w:val="22"/>
-              <w:szCs w:val="22"/>
+              <w:kern w:val="2"/>
+              <w:sz w:val="24"/>
+              <w14:ligatures w14:val="standardContextual"/>
             </w:rPr>
           </w:pPr>
-          <w:hyperlink w:anchor="_Toc119606261" w:history="1">
+          <w:hyperlink w:anchor="_Toc215066737" w:history="1">
             <w:r>
               <w:rPr>
                 <w:rStyle w:val="Hyperlink"/>
@@ -590,7 +598,7 @@
                 <w:noProof/>
                 <w:webHidden/>
               </w:rPr>
-              <w:instrText xml:space="preserve"> PAGEREF _Toc119606261 \h </w:instrText>
+              <w:instrText xml:space="preserve"> PAGEREF _Toc215066737 \h </w:instrText>
             </w:r>
             <w:r>
               <w:rPr>
@@ -630,11 +638,12 @@
             <w:rPr>
               <w:rFonts w:asciiTheme="minorHAnsi" w:eastAsiaTheme="minorEastAsia" w:hAnsiTheme="minorHAnsi" w:cstheme="minorBidi"/>
               <w:noProof/>
-              <w:sz w:val="22"/>
-              <w:szCs w:val="22"/>
+              <w:kern w:val="2"/>
+              <w:sz w:val="24"/>
+              <w14:ligatures w14:val="standardContextual"/>
             </w:rPr>
           </w:pPr>
-          <w:hyperlink w:anchor="_Toc119606262" w:history="1">
+          <w:hyperlink w:anchor="_Toc215066738" w:history="1">
             <w:r>
               <w:rPr>
                 <w:rStyle w:val="Hyperlink"/>
@@ -661,7 +670,7 @@
                 <w:noProof/>
                 <w:webHidden/>
               </w:rPr>
-              <w:instrText xml:space="preserve"> PAGEREF _Toc119606262 \h </w:instrText>
+              <w:instrText xml:space="preserve"> PAGEREF _Toc215066738 \h </w:instrText>
             </w:r>
             <w:r>
               <w:rPr>
@@ -701,11 +710,12 @@
             <w:rPr>
               <w:rFonts w:asciiTheme="minorHAnsi" w:eastAsiaTheme="minorEastAsia" w:hAnsiTheme="minorHAnsi" w:cstheme="minorBidi"/>
               <w:noProof/>
-              <w:sz w:val="22"/>
-              <w:szCs w:val="22"/>
+              <w:kern w:val="2"/>
+              <w:sz w:val="24"/>
+              <w14:ligatures w14:val="standardContextual"/>
             </w:rPr>
           </w:pPr>
-          <w:hyperlink w:anchor="_Toc119606263" w:history="1">
+          <w:hyperlink w:anchor="_Toc215066739" w:history="1">
             <w:r>
               <w:rPr>
                 <w:rStyle w:val="Hyperlink"/>
@@ -732,7 +742,7 @@
                 <w:noProof/>
                 <w:webHidden/>
               </w:rPr>
-              <w:instrText xml:space="preserve"> PAGEREF _Toc119606263 \h </w:instrText>
+              <w:instrText xml:space="preserve"> PAGEREF _Toc215066739 \h </w:instrText>
             </w:r>
             <w:r>
               <w:rPr>
@@ -752,7 +762,7 @@
                 <w:noProof/>
                 <w:webHidden/>
               </w:rPr>
-              <w:t>7</w:t>
+              <w:t>8</w:t>
             </w:r>
             <w:r>
               <w:rPr>
@@ -935,7 +945,7 @@
           <w:rFonts w:eastAsia="Arial Unicode MS"/>
         </w:rPr>
       </w:pPr>
-      <w:bookmarkStart w:id="1" w:name="_Toc119606255"/>
+      <w:bookmarkStart w:id="1" w:name="_Toc215066731"/>
       <w:r>
         <w:rPr>
           <w:rFonts w:eastAsia="Arial Unicode MS"/>
@@ -984,7 +994,7 @@
           <w:rFonts w:eastAsia="Arial Unicode MS"/>
         </w:rPr>
       </w:pPr>
-      <w:bookmarkStart w:id="2" w:name="_Toc119606256"/>
+      <w:bookmarkStart w:id="2" w:name="_Toc215066732"/>
       <w:r>
         <w:rPr>
           <w:rFonts w:eastAsia="Arial Unicode MS"/>
@@ -992,6 +1002,27 @@
         <w:t>Description</w:t>
       </w:r>
       <w:bookmarkEnd w:id="2"/>
+    </w:p>
+    <w:p>
+      <w:pPr>
+        <w:rPr>
+          <w:rFonts w:eastAsia="Arial Unicode MS"/>
+        </w:rPr>
+      </w:pPr>
+      <w:r>
+        <w:rPr>
+          <w:rFonts w:eastAsia="Arial Unicode MS"/>
+          <w:b/>
+          <w:bCs/>
+        </w:rPr>
+        <w:t>NOTE:</w:t>
+      </w:r>
+      <w:r>
+        <w:rPr>
+          <w:rFonts w:eastAsia="Arial Unicode MS"/>
+        </w:rPr>
+        <w:t xml:space="preserve"> Use your Windows 11 Virtual Machine.</w:t>
+      </w:r>
     </w:p>
     <w:p>
       <w:pPr>
@@ -1124,7 +1155,7 @@
       <w:pPr>
         <w:pStyle w:val="Heading1"/>
       </w:pPr>
-      <w:bookmarkStart w:id="3" w:name="_Toc119606257"/>
+      <w:bookmarkStart w:id="3" w:name="_Toc215066733"/>
       <w:r>
         <w:t>Step 1: Create Folders, User Accounts, and User Groups</w:t>
       </w:r>
@@ -1146,19 +1177,7 @@
         <w:rPr>
           <w:rFonts w:eastAsia="Arial Unicode MS"/>
         </w:rPr>
-        <w:t>11/</w:t>
-      </w:r>
-      <w:r>
-        <w:rPr>
-          <w:rFonts w:eastAsia="Arial Unicode MS"/>
-        </w:rPr>
-        <w:t>10/</w:t>
-      </w:r>
-      <w:r>
-        <w:rPr>
-          <w:rFonts w:eastAsia="Arial Unicode MS"/>
-        </w:rPr>
-        <w:t>8/7</w:t>
+        <w:t>11</w:t>
       </w:r>
       <w:r>
         <w:rPr>
@@ -1416,6 +1435,7 @@
         <w:rPr>
           <w:rFonts w:eastAsia="Arial Unicode MS"/>
         </w:rPr>
+        <w:lastRenderedPageBreak/>
         <w:t>Add all the users that need access to medical data (Lucas, Adam, and Nancy). To add members to the Medical group, click Add.</w:t>
       </w:r>
     </w:p>
@@ -1434,7 +1454,6 @@
         <w:rPr>
           <w:rFonts w:eastAsia="Arial Unicode MS"/>
         </w:rPr>
-        <w:lastRenderedPageBreak/>
         <w:t>The Select User</w:t>
       </w:r>
       <w:r>
@@ -1646,7 +1665,7 @@
       <w:pPr>
         <w:pStyle w:val="Heading1"/>
       </w:pPr>
-      <w:bookmarkStart w:id="4" w:name="_Toc119606258"/>
+      <w:bookmarkStart w:id="4" w:name="_Toc215066734"/>
       <w:r>
         <w:t>Step 2: Set NTFS Folder Permissions for User Groups</w:t>
       </w:r>
@@ -1971,11 +1990,12 @@
           <w:rFonts w:eastAsia="Arial Unicode MS"/>
         </w:rPr>
       </w:pPr>
-      <w:bookmarkStart w:id="5" w:name="_Toc119606259"/>
-      <w:r>
-        <w:rPr>
-          <w:rFonts w:eastAsia="Arial Unicode MS"/>
-        </w:rPr>
+      <w:bookmarkStart w:id="5" w:name="_Toc215066735"/>
+      <w:r>
+        <w:rPr>
+          <w:rFonts w:eastAsia="Arial Unicode MS"/>
+        </w:rPr>
+        <w:lastRenderedPageBreak/>
         <w:t>Permission Levels for Files and Folders</w:t>
       </w:r>
       <w:bookmarkEnd w:id="5"/>
@@ -2050,7 +2070,6 @@
                 <w:rFonts w:eastAsia="Arial Unicode MS"/>
                 <w:b/>
               </w:rPr>
-              <w:lastRenderedPageBreak/>
               <w:t xml:space="preserve">Full control </w:t>
             </w:r>
           </w:p>
@@ -2432,7 +2451,14 @@
         <w:rPr>
           <w:rFonts w:eastAsia="Arial Unicode MS"/>
         </w:rPr>
-        <w:t>. Select the Authenticated Users group and click Remove. Also remove the Users group. Don’t remove the SYSTEM group, which gives Windows the access it needs. Also, don’t remove the Administrators group. You need to leave that group as is so that administrators can access the data.</w:t>
+        <w:t xml:space="preserve">. Select the Authenticated Users group and click Remove. Also remove the Users group. Don’t remove the SYSTEM group, which gives Windows </w:t>
+      </w:r>
+      <w:r>
+        <w:rPr>
+          <w:rFonts w:eastAsia="Arial Unicode MS"/>
+        </w:rPr>
+        <w:lastRenderedPageBreak/>
+        <w:t>the access it needs. Also, don’t remove the Administrators group. You need to leave that group as is so that administrators can access the data.</w:t>
       </w:r>
     </w:p>
     <w:p>
@@ -2450,7 +2476,6 @@
         <w:rPr>
           <w:rFonts w:eastAsia="Arial Unicode MS"/>
         </w:rPr>
-        <w:lastRenderedPageBreak/>
         <w:t>To add a new group, click Add. The Select Users or Groups box opens. Under Enter the object names to select, type Medical,</w:t>
       </w:r>
       <w:r>
@@ -2506,7 +2531,7 @@
       <w:pPr>
         <w:pStyle w:val="Heading1"/>
       </w:pPr>
-      <w:bookmarkStart w:id="6" w:name="_Toc119606260"/>
+      <w:bookmarkStart w:id="6" w:name="_Toc215066736"/>
       <w:r>
         <w:t>Step 3: Test, Set Share Permissions, and Go Live</w:t>
       </w:r>
@@ -2612,7 +2637,14 @@
         <w:rPr>
           <w:rFonts w:eastAsia="Arial Unicode MS"/>
         </w:rPr>
-        <w:t>Now that you have the security settings in place for one computer, go to each computer on the network and create the user accounts that will be using this computer. Then test the security and make sure each user can access or cannot access the \Financial and \M</w:t>
+        <w:t xml:space="preserve">Now that you have the security settings in place for one computer, go to each computer on the network and create the user accounts that will be using this </w:t>
+      </w:r>
+      <w:r>
+        <w:rPr>
+          <w:rFonts w:eastAsia="Arial Unicode MS"/>
+        </w:rPr>
+        <w:lastRenderedPageBreak/>
+        <w:t>computer. Then test the security and make sure each user can access or cannot access the \Financial and \M</w:t>
       </w:r>
       <w:r>
         <w:rPr>
@@ -2636,7 +2668,6 @@
         <w:rPr>
           <w:rFonts w:eastAsia="Arial Unicode MS"/>
         </w:rPr>
-        <w:lastRenderedPageBreak/>
         <w:t>When a user is denied access to a network resource, there is no opportunity to provide access from this screen</w:t>
       </w:r>
     </w:p>
@@ -2798,7 +2829,7 @@
       <w:pPr>
         <w:pStyle w:val="Heading1"/>
       </w:pPr>
-      <w:bookmarkStart w:id="7" w:name="_Toc119606261"/>
+      <w:bookmarkStart w:id="7" w:name="_Toc215066737"/>
       <w:r>
         <w:t>Map a Network Drive and Network Printer</w:t>
       </w:r>
@@ -3031,6 +3062,7 @@
           <w:rFonts w:eastAsia="Arial Unicode MS"/>
           <w:b/>
         </w:rPr>
+        <w:lastRenderedPageBreak/>
         <w:t>Insert a screenshot:</w:t>
       </w:r>
     </w:p>
@@ -3132,7 +3164,7 @@
       <w:pPr>
         <w:pStyle w:val="Heading1"/>
       </w:pPr>
-      <w:bookmarkStart w:id="8" w:name="_Toc119606262"/>
+      <w:bookmarkStart w:id="8" w:name="_Toc215066738"/>
       <w:r>
         <w:t xml:space="preserve">Connect </w:t>
       </w:r>
@@ -3493,7 +3525,6 @@
         <w:rPr>
           <w:rFonts w:eastAsia="Arial Unicode MS"/>
         </w:rPr>
-        <w:lastRenderedPageBreak/>
         <w:t>You can remove the printer when you are done with the lab.</w:t>
       </w:r>
     </w:p>
@@ -3501,7 +3532,7 @@
       <w:pPr>
         <w:pStyle w:val="Heading2"/>
       </w:pPr>
-      <w:bookmarkStart w:id="9" w:name="_Toc119606263"/>
+      <w:bookmarkStart w:id="9" w:name="_Toc215066739"/>
       <w:r>
         <w:t>Assignment Submission</w:t>
       </w:r>
@@ -3535,7 +3566,7 @@
 </file>
 
 <file path=word/endnotes.xml><?xml version="1.0" encoding="utf-8"?>
-<w:endnotes xmlns:wpc="http://schemas.microsoft.com/office/word/2010/wordprocessingCanvas" xmlns:cx="http://schemas.microsoft.com/office/drawing/2014/chartex" xmlns:cx1="http://schemas.microsoft.com/office/drawing/2015/9/8/chartex" xmlns:cx2="http://schemas.microsoft.com/office/drawing/2015/10/21/chartex" xmlns:cx3="http://schemas.microsoft.com/office/drawing/2016/5/9/chartex" xmlns:cx4="http://schemas.microsoft.com/office/drawing/2016/5/10/chartex" xmlns:cx5="http://schemas.microsoft.com/office/drawing/2016/5/11/chartex" xmlns:cx6="http://schemas.microsoft.com/office/drawing/2016/5/12/chartex" xmlns:cx7="http://schemas.microsoft.com/office/drawing/2016/5/13/chartex" xmlns:cx8="http://schemas.microsoft.com/office/drawing/2016/5/14/chartex" xmlns:mc="http://schemas.openxmlformats.org/markup-compatibility/2006" xmlns:aink="http://schemas.microsoft.com/office/drawing/2016/ink" xmlns:am3d="http://schemas.microsoft.com/office/drawing/2017/model3d" xmlns:o="urn:schemas-microsoft-com:office:office" xmlns:oel="http://schemas.microsoft.com/office/2019/extlst" xmlns:r="http://schemas.openxmlformats.org/officeDocument/2006/relationships" xmlns:m="http://schemas.openxmlformats.org/officeDocument/2006/math" xmlns:v="urn:schemas-microsoft-com:vml" xmlns:wp14="http://schemas.microsoft.com/office/word/2010/wordprocessingDrawing" xmlns:wp="http://schemas.openxmlformats.org/drawingml/2006/wordprocessingDrawing" xmlns:w10="urn:schemas-microsoft-com:office:word" xmlns:w="http://schemas.openxmlformats.org/wordprocessingml/2006/main" xmlns:w14="http://schemas.microsoft.com/office/word/2010/wordml" xmlns:w15="http://schemas.microsoft.com/office/word/2012/wordml" xmlns:w16cex="http://schemas.microsoft.com/office/word/2018/wordml/cex" xmlns:w16cid="http://schemas.microsoft.com/office/word/2016/wordml/cid" xmlns:w16="http://schemas.microsoft.com/office/word/2018/wordml" xmlns:w16du="http://schemas.microsoft.com/office/word/2023/wordml/word16du" xmlns:w16sdtdh="http://schemas.microsoft.com/office/word/2020/wordml/sdtdatahash" xmlns:w16se="http://schemas.microsoft.com/office/word/2015/wordml/symex" xmlns:wpg="http://schemas.microsoft.com/office/word/2010/wordprocessingGroup" xmlns:wpi="http://schemas.microsoft.com/office/word/2010/wordprocessingInk" xmlns:wne="http://schemas.microsoft.com/office/word/2006/wordml" xmlns:wps="http://schemas.microsoft.com/office/word/2010/wordprocessingShape" mc:Ignorable="w14 w15 w16se w16cid w16 w16cex w16sdtdh w16du wp14">
+<w:endnotes xmlns:wpc="http://schemas.microsoft.com/office/word/2010/wordprocessingCanvas" xmlns:cx="http://schemas.microsoft.com/office/drawing/2014/chartex" xmlns:cx1="http://schemas.microsoft.com/office/drawing/2015/9/8/chartex" xmlns:cx2="http://schemas.microsoft.com/office/drawing/2015/10/21/chartex" xmlns:cx3="http://schemas.microsoft.com/office/drawing/2016/5/9/chartex" xmlns:cx4="http://schemas.microsoft.com/office/drawing/2016/5/10/chartex" xmlns:cx5="http://schemas.microsoft.com/office/drawing/2016/5/11/chartex" xmlns:cx6="http://schemas.microsoft.com/office/drawing/2016/5/12/chartex" xmlns:cx7="http://schemas.microsoft.com/office/drawing/2016/5/13/chartex" xmlns:cx8="http://schemas.microsoft.com/office/drawing/2016/5/14/chartex" xmlns:mc="http://schemas.openxmlformats.org/markup-compatibility/2006" xmlns:aink="http://schemas.microsoft.com/office/drawing/2016/ink" xmlns:am3d="http://schemas.microsoft.com/office/drawing/2017/model3d" xmlns:o="urn:schemas-microsoft-com:office:office" xmlns:oel="http://schemas.microsoft.com/office/2019/extlst" xmlns:r="http://schemas.openxmlformats.org/officeDocument/2006/relationships" xmlns:m="http://schemas.openxmlformats.org/officeDocument/2006/math" xmlns:v="urn:schemas-microsoft-com:vml" xmlns:wp14="http://schemas.microsoft.com/office/word/2010/wordprocessingDrawing" xmlns:wp="http://schemas.openxmlformats.org/drawingml/2006/wordprocessingDrawing" xmlns:w10="urn:schemas-microsoft-com:office:word" xmlns:w="http://schemas.openxmlformats.org/wordprocessingml/2006/main" xmlns:w14="http://schemas.microsoft.com/office/word/2010/wordml" xmlns:w15="http://schemas.microsoft.com/office/word/2012/wordml" xmlns:w16cex="http://schemas.microsoft.com/office/word/2018/wordml/cex" xmlns:w16cid="http://schemas.microsoft.com/office/word/2016/wordml/cid" xmlns:w16="http://schemas.microsoft.com/office/word/2018/wordml" xmlns:w16du="http://schemas.microsoft.com/office/word/2023/wordml/word16du" xmlns:w16sdtdh="http://schemas.microsoft.com/office/word/2020/wordml/sdtdatahash" xmlns:w16sdtfl="http://schemas.microsoft.com/office/word/2024/wordml/sdtformatlock" xmlns:w16se="http://schemas.microsoft.com/office/word/2015/wordml/symex" xmlns:wpg="http://schemas.microsoft.com/office/word/2010/wordprocessingGroup" xmlns:wpi="http://schemas.microsoft.com/office/word/2010/wordprocessingInk" xmlns:wne="http://schemas.microsoft.com/office/word/2006/wordml" xmlns:wps="http://schemas.microsoft.com/office/word/2010/wordprocessingShape" mc:Ignorable="w14 w15 w16se w16cid w16 w16cex w16sdtdh w16sdtfl w16du wp14">
   <w:endnote w:type="separator" w:id="-1">
     <w:p>
       <w:pPr>
@@ -3560,7 +3591,7 @@
 </file>
 
 <file path=word/footer1.xml><?xml version="1.0" encoding="utf-8"?>
-<w:ftr xmlns:wpc="http://schemas.microsoft.com/office/word/2010/wordprocessingCanvas" xmlns:cx="http://schemas.microsoft.com/office/drawing/2014/chartex" xmlns:cx1="http://schemas.microsoft.com/office/drawing/2015/9/8/chartex" xmlns:cx2="http://schemas.microsoft.com/office/drawing/2015/10/21/chartex" xmlns:cx3="http://schemas.microsoft.com/office/drawing/2016/5/9/chartex" xmlns:cx4="http://schemas.microsoft.com/office/drawing/2016/5/10/chartex" xmlns:cx5="http://schemas.microsoft.com/office/drawing/2016/5/11/chartex" xmlns:cx6="http://schemas.microsoft.com/office/drawing/2016/5/12/chartex" xmlns:cx7="http://schemas.microsoft.com/office/drawing/2016/5/13/chartex" xmlns:cx8="http://schemas.microsoft.com/office/drawing/2016/5/14/chartex" xmlns:mc="http://schemas.openxmlformats.org/markup-compatibility/2006" xmlns:aink="http://schemas.microsoft.com/office/drawing/2016/ink" xmlns:am3d="http://schemas.microsoft.com/office/drawing/2017/model3d" xmlns:o="urn:schemas-microsoft-com:office:office" xmlns:oel="http://schemas.microsoft.com/office/2019/extlst" xmlns:r="http://schemas.openxmlformats.org/officeDocument/2006/relationships" xmlns:m="http://schemas.openxmlformats.org/officeDocument/2006/math" xmlns:v="urn:schemas-microsoft-com:vml" xmlns:wp14="http://schemas.microsoft.com/office/word/2010/wordprocessingDrawing" xmlns:wp="http://schemas.openxmlformats.org/drawingml/2006/wordprocessingDrawing" xmlns:w10="urn:schemas-microsoft-com:office:word" xmlns:w="http://schemas.openxmlformats.org/wordprocessingml/2006/main" xmlns:w14="http://schemas.microsoft.com/office/word/2010/wordml" xmlns:w15="http://schemas.microsoft.com/office/word/2012/wordml" xmlns:w16cex="http://schemas.microsoft.com/office/word/2018/wordml/cex" xmlns:w16cid="http://schemas.microsoft.com/office/word/2016/wordml/cid" xmlns:w16="http://schemas.microsoft.com/office/word/2018/wordml" xmlns:w16du="http://schemas.microsoft.com/office/word/2023/wordml/word16du" xmlns:w16sdtdh="http://schemas.microsoft.com/office/word/2020/wordml/sdtdatahash" xmlns:w16se="http://schemas.microsoft.com/office/word/2015/wordml/symex" xmlns:wpg="http://schemas.microsoft.com/office/word/2010/wordprocessingGroup" xmlns:wpi="http://schemas.microsoft.com/office/word/2010/wordprocessingInk" xmlns:wne="http://schemas.microsoft.com/office/word/2006/wordml" xmlns:wps="http://schemas.microsoft.com/office/word/2010/wordprocessingShape" mc:Ignorable="w14 w15 w16se w16cid w16 w16cex w16sdtdh w16du wp14">
+<w:ftr xmlns:wpc="http://schemas.microsoft.com/office/word/2010/wordprocessingCanvas" xmlns:cx="http://schemas.microsoft.com/office/drawing/2014/chartex" xmlns:cx1="http://schemas.microsoft.com/office/drawing/2015/9/8/chartex" xmlns:cx2="http://schemas.microsoft.com/office/drawing/2015/10/21/chartex" xmlns:cx3="http://schemas.microsoft.com/office/drawing/2016/5/9/chartex" xmlns:cx4="http://schemas.microsoft.com/office/drawing/2016/5/10/chartex" xmlns:cx5="http://schemas.microsoft.com/office/drawing/2016/5/11/chartex" xmlns:cx6="http://schemas.microsoft.com/office/drawing/2016/5/12/chartex" xmlns:cx7="http://schemas.microsoft.com/office/drawing/2016/5/13/chartex" xmlns:cx8="http://schemas.microsoft.com/office/drawing/2016/5/14/chartex" xmlns:mc="http://schemas.openxmlformats.org/markup-compatibility/2006" xmlns:aink="http://schemas.microsoft.com/office/drawing/2016/ink" xmlns:am3d="http://schemas.microsoft.com/office/drawing/2017/model3d" xmlns:o="urn:schemas-microsoft-com:office:office" xmlns:oel="http://schemas.microsoft.com/office/2019/extlst" xmlns:r="http://schemas.openxmlformats.org/officeDocument/2006/relationships" xmlns:m="http://schemas.openxmlformats.org/officeDocument/2006/math" xmlns:v="urn:schemas-microsoft-com:vml" xmlns:wp14="http://schemas.microsoft.com/office/word/2010/wordprocessingDrawing" xmlns:wp="http://schemas.openxmlformats.org/drawingml/2006/wordprocessingDrawing" xmlns:w10="urn:schemas-microsoft-com:office:word" xmlns:w="http://schemas.openxmlformats.org/wordprocessingml/2006/main" xmlns:w14="http://schemas.microsoft.com/office/word/2010/wordml" xmlns:w15="http://schemas.microsoft.com/office/word/2012/wordml" xmlns:w16cex="http://schemas.microsoft.com/office/word/2018/wordml/cex" xmlns:w16cid="http://schemas.microsoft.com/office/word/2016/wordml/cid" xmlns:w16="http://schemas.microsoft.com/office/word/2018/wordml" xmlns:w16du="http://schemas.microsoft.com/office/word/2023/wordml/word16du" xmlns:w16sdtdh="http://schemas.microsoft.com/office/word/2020/wordml/sdtdatahash" xmlns:w16sdtfl="http://schemas.microsoft.com/office/word/2024/wordml/sdtformatlock" xmlns:w16se="http://schemas.microsoft.com/office/word/2015/wordml/symex" xmlns:wpg="http://schemas.microsoft.com/office/word/2010/wordprocessingGroup" xmlns:wpi="http://schemas.microsoft.com/office/word/2010/wordprocessingInk" xmlns:wne="http://schemas.microsoft.com/office/word/2006/wordml" xmlns:wps="http://schemas.microsoft.com/office/word/2010/wordprocessingShape" mc:Ignorable="w14 w15 w16se w16cid w16 w16cex w16sdtdh w16sdtfl w16du wp14">
   <w:p>
     <w:pPr>
       <w:pStyle w:val="Footer"/>
@@ -3610,16 +3641,13 @@
       <w:t xml:space="preserve">Revised: </w:t>
     </w:r>
     <w:r>
-      <w:t>06</w:t>
+      <w:t>11</w:t>
     </w:r>
     <w:r>
       <w:t>/</w:t>
     </w:r>
     <w:r>
-      <w:t>1</w:t>
-    </w:r>
-    <w:r>
-      <w:t>6</w:t>
+      <w:t>26</w:t>
     </w:r>
     <w:r>
       <w:t>/20</w:t>
@@ -3628,14 +3656,14 @@
       <w:t>2</w:t>
     </w:r>
     <w:r>
-      <w:t>3</w:t>
+      <w:t>5</w:t>
     </w:r>
   </w:p>
 </w:ftr>
 </file>
 
 <file path=word/footnotes.xml><?xml version="1.0" encoding="utf-8"?>
-<w:footnotes xmlns:wpc="http://schemas.microsoft.com/office/word/2010/wordprocessingCanvas" xmlns:cx="http://schemas.microsoft.com/office/drawing/2014/chartex" xmlns:cx1="http://schemas.microsoft.com/office/drawing/2015/9/8/chartex" xmlns:cx2="http://schemas.microsoft.com/office/drawing/2015/10/21/chartex" xmlns:cx3="http://schemas.microsoft.com/office/drawing/2016/5/9/chartex" xmlns:cx4="http://schemas.microsoft.com/office/drawing/2016/5/10/chartex" xmlns:cx5="http://schemas.microsoft.com/office/drawing/2016/5/11/chartex" xmlns:cx6="http://schemas.microsoft.com/office/drawing/2016/5/12/chartex" xmlns:cx7="http://schemas.microsoft.com/office/drawing/2016/5/13/chartex" xmlns:cx8="http://schemas.microsoft.com/office/drawing/2016/5/14/chartex" xmlns:mc="http://schemas.openxmlformats.org/markup-compatibility/2006" xmlns:aink="http://schemas.microsoft.com/office/drawing/2016/ink" xmlns:am3d="http://schemas.microsoft.com/office/drawing/2017/model3d" xmlns:o="urn:schemas-microsoft-com:office:office" xmlns:oel="http://schemas.microsoft.com/office/2019/extlst" xmlns:r="http://schemas.openxmlformats.org/officeDocument/2006/relationships" xmlns:m="http://schemas.openxmlformats.org/officeDocument/2006/math" xmlns:v="urn:schemas-microsoft-com:vml" xmlns:wp14="http://schemas.microsoft.com/office/word/2010/wordprocessingDrawing" xmlns:wp="http://schemas.openxmlformats.org/drawingml/2006/wordprocessingDrawing" xmlns:w10="urn:schemas-microsoft-com:office:word" xmlns:w="http://schemas.openxmlformats.org/wordprocessingml/2006/main" xmlns:w14="http://schemas.microsoft.com/office/word/2010/wordml" xmlns:w15="http://schemas.microsoft.com/office/word/2012/wordml" xmlns:w16cex="http://schemas.microsoft.com/office/word/2018/wordml/cex" xmlns:w16cid="http://schemas.microsoft.com/office/word/2016/wordml/cid" xmlns:w16="http://schemas.microsoft.com/office/word/2018/wordml" xmlns:w16du="http://schemas.microsoft.com/office/word/2023/wordml/word16du" xmlns:w16sdtdh="http://schemas.microsoft.com/office/word/2020/wordml/sdtdatahash" xmlns:w16se="http://schemas.microsoft.com/office/word/2015/wordml/symex" xmlns:wpg="http://schemas.microsoft.com/office/word/2010/wordprocessingGroup" xmlns:wpi="http://schemas.microsoft.com/office/word/2010/wordprocessingInk" xmlns:wne="http://schemas.microsoft.com/office/word/2006/wordml" xmlns:wps="http://schemas.microsoft.com/office/word/2010/wordprocessingShape" mc:Ignorable="w14 w15 w16se w16cid w16 w16cex w16sdtdh w16du wp14">
+<w:footnotes xmlns:wpc="http://schemas.microsoft.com/office/word/2010/wordprocessingCanvas" xmlns:cx="http://schemas.microsoft.com/office/drawing/2014/chartex" xmlns:cx1="http://schemas.microsoft.com/office/drawing/2015/9/8/chartex" xmlns:cx2="http://schemas.microsoft.com/office/drawing/2015/10/21/chartex" xmlns:cx3="http://schemas.microsoft.com/office/drawing/2016/5/9/chartex" xmlns:cx4="http://schemas.microsoft.com/office/drawing/2016/5/10/chartex" xmlns:cx5="http://schemas.microsoft.com/office/drawing/2016/5/11/chartex" xmlns:cx6="http://schemas.microsoft.com/office/drawing/2016/5/12/chartex" xmlns:cx7="http://schemas.microsoft.com/office/drawing/2016/5/13/chartex" xmlns:cx8="http://schemas.microsoft.com/office/drawing/2016/5/14/chartex" xmlns:mc="http://schemas.openxmlformats.org/markup-compatibility/2006" xmlns:aink="http://schemas.microsoft.com/office/drawing/2016/ink" xmlns:am3d="http://schemas.microsoft.com/office/drawing/2017/model3d" xmlns:o="urn:schemas-microsoft-com:office:office" xmlns:oel="http://schemas.microsoft.com/office/2019/extlst" xmlns:r="http://schemas.openxmlformats.org/officeDocument/2006/relationships" xmlns:m="http://schemas.openxmlformats.org/officeDocument/2006/math" xmlns:v="urn:schemas-microsoft-com:vml" xmlns:wp14="http://schemas.microsoft.com/office/word/2010/wordprocessingDrawing" xmlns:wp="http://schemas.openxmlformats.org/drawingml/2006/wordprocessingDrawing" xmlns:w10="urn:schemas-microsoft-com:office:word" xmlns:w="http://schemas.openxmlformats.org/wordprocessingml/2006/main" xmlns:w14="http://schemas.microsoft.com/office/word/2010/wordml" xmlns:w15="http://schemas.microsoft.com/office/word/2012/wordml" xmlns:w16cex="http://schemas.microsoft.com/office/word/2018/wordml/cex" xmlns:w16cid="http://schemas.microsoft.com/office/word/2016/wordml/cid" xmlns:w16="http://schemas.microsoft.com/office/word/2018/wordml" xmlns:w16du="http://schemas.microsoft.com/office/word/2023/wordml/word16du" xmlns:w16sdtdh="http://schemas.microsoft.com/office/word/2020/wordml/sdtdatahash" xmlns:w16sdtfl="http://schemas.microsoft.com/office/word/2024/wordml/sdtformatlock" xmlns:w16se="http://schemas.microsoft.com/office/word/2015/wordml/symex" xmlns:wpg="http://schemas.microsoft.com/office/word/2010/wordprocessingGroup" xmlns:wpi="http://schemas.microsoft.com/office/word/2010/wordprocessingInk" xmlns:wne="http://schemas.microsoft.com/office/word/2006/wordml" xmlns:wps="http://schemas.microsoft.com/office/word/2010/wordprocessingShape" mc:Ignorable="w14 w15 w16se w16cid w16 w16cex w16sdtdh w16sdtfl w16du wp14">
   <w:footnote w:type="separator" w:id="-1">
     <w:p>
       <w:pPr>
@@ -3660,7 +3688,7 @@
 </file>
 
 <file path=word/numbering.xml><?xml version="1.0" encoding="utf-8"?>
-<w:numbering xmlns:wpc="http://schemas.microsoft.com/office/word/2010/wordprocessingCanvas" xmlns:cx="http://schemas.microsoft.com/office/drawing/2014/chartex" xmlns:cx1="http://schemas.microsoft.com/office/drawing/2015/9/8/chartex" xmlns:cx2="http://schemas.microsoft.com/office/drawing/2015/10/21/chartex" xmlns:cx3="http://schemas.microsoft.com/office/drawing/2016/5/9/chartex" xmlns:cx4="http://schemas.microsoft.com/office/drawing/2016/5/10/chartex" xmlns:cx5="http://schemas.microsoft.com/office/drawing/2016/5/11/chartex" xmlns:cx6="http://schemas.microsoft.com/office/drawing/2016/5/12/chartex" xmlns:cx7="http://schemas.microsoft.com/office/drawing/2016/5/13/chartex" xmlns:cx8="http://schemas.microsoft.com/office/drawing/2016/5/14/chartex" xmlns:mc="http://schemas.openxmlformats.org/markup-compatibility/2006" xmlns:aink="http://schemas.microsoft.com/office/drawing/2016/ink" xmlns:am3d="http://schemas.microsoft.com/office/drawing/2017/model3d" xmlns:o="urn:schemas-microsoft-com:office:office" xmlns:oel="http://schemas.microsoft.com/office/2019/extlst" xmlns:r="http://schemas.openxmlformats.org/officeDocument/2006/relationships" xmlns:m="http://schemas.openxmlformats.org/officeDocument/2006/math" xmlns:v="urn:schemas-microsoft-com:vml" xmlns:wp14="http://schemas.microsoft.com/office/word/2010/wordprocessingDrawing" xmlns:wp="http://schemas.openxmlformats.org/drawingml/2006/wordprocessingDrawing" xmlns:w10="urn:schemas-microsoft-com:office:word" xmlns:w="http://schemas.openxmlformats.org/wordprocessingml/2006/main" xmlns:w14="http://schemas.microsoft.com/office/word/2010/wordml" xmlns:w15="http://schemas.microsoft.com/office/word/2012/wordml" xmlns:w16cex="http://schemas.microsoft.com/office/word/2018/wordml/cex" xmlns:w16cid="http://schemas.microsoft.com/office/word/2016/wordml/cid" xmlns:w16="http://schemas.microsoft.com/office/word/2018/wordml" xmlns:w16du="http://schemas.microsoft.com/office/word/2023/wordml/word16du" xmlns:w16sdtdh="http://schemas.microsoft.com/office/word/2020/wordml/sdtdatahash" xmlns:w16se="http://schemas.microsoft.com/office/word/2015/wordml/symex" xmlns:wpg="http://schemas.microsoft.com/office/word/2010/wordprocessingGroup" xmlns:wpi="http://schemas.microsoft.com/office/word/2010/wordprocessingInk" xmlns:wne="http://schemas.microsoft.com/office/word/2006/wordml" xmlns:wps="http://schemas.microsoft.com/office/word/2010/wordprocessingShape" mc:Ignorable="w14 w15 w16se w16cid w16 w16cex w16sdtdh w16du wp14">
+<w:numbering xmlns:wpc="http://schemas.microsoft.com/office/word/2010/wordprocessingCanvas" xmlns:cx="http://schemas.microsoft.com/office/drawing/2014/chartex" xmlns:cx1="http://schemas.microsoft.com/office/drawing/2015/9/8/chartex" xmlns:cx2="http://schemas.microsoft.com/office/drawing/2015/10/21/chartex" xmlns:cx3="http://schemas.microsoft.com/office/drawing/2016/5/9/chartex" xmlns:cx4="http://schemas.microsoft.com/office/drawing/2016/5/10/chartex" xmlns:cx5="http://schemas.microsoft.com/office/drawing/2016/5/11/chartex" xmlns:cx6="http://schemas.microsoft.com/office/drawing/2016/5/12/chartex" xmlns:cx7="http://schemas.microsoft.com/office/drawing/2016/5/13/chartex" xmlns:cx8="http://schemas.microsoft.com/office/drawing/2016/5/14/chartex" xmlns:mc="http://schemas.openxmlformats.org/markup-compatibility/2006" xmlns:aink="http://schemas.microsoft.com/office/drawing/2016/ink" xmlns:am3d="http://schemas.microsoft.com/office/drawing/2017/model3d" xmlns:o="urn:schemas-microsoft-com:office:office" xmlns:oel="http://schemas.microsoft.com/office/2019/extlst" xmlns:r="http://schemas.openxmlformats.org/officeDocument/2006/relationships" xmlns:m="http://schemas.openxmlformats.org/officeDocument/2006/math" xmlns:v="urn:schemas-microsoft-com:vml" xmlns:wp14="http://schemas.microsoft.com/office/word/2010/wordprocessingDrawing" xmlns:wp="http://schemas.openxmlformats.org/drawingml/2006/wordprocessingDrawing" xmlns:w10="urn:schemas-microsoft-com:office:word" xmlns:w="http://schemas.openxmlformats.org/wordprocessingml/2006/main" xmlns:w14="http://schemas.microsoft.com/office/word/2010/wordml" xmlns:w15="http://schemas.microsoft.com/office/word/2012/wordml" xmlns:w16cex="http://schemas.microsoft.com/office/word/2018/wordml/cex" xmlns:w16cid="http://schemas.microsoft.com/office/word/2016/wordml/cid" xmlns:w16="http://schemas.microsoft.com/office/word/2018/wordml" xmlns:w16du="http://schemas.microsoft.com/office/word/2023/wordml/word16du" xmlns:w16sdtdh="http://schemas.microsoft.com/office/word/2020/wordml/sdtdatahash" xmlns:w16sdtfl="http://schemas.microsoft.com/office/word/2024/wordml/sdtformatlock" xmlns:w16se="http://schemas.microsoft.com/office/word/2015/wordml/symex" xmlns:wpg="http://schemas.microsoft.com/office/word/2010/wordprocessingGroup" xmlns:wpi="http://schemas.microsoft.com/office/word/2010/wordprocessingInk" xmlns:wne="http://schemas.microsoft.com/office/word/2006/wordml" xmlns:wps="http://schemas.microsoft.com/office/word/2010/wordprocessingShape" mc:Ignorable="w14 w15 w16se w16cid w16 w16cex w16sdtdh w16sdtfl w16du wp14">
   <w:abstractNum w:abstractNumId="0" w15:restartNumberingAfterBreak="0">
     <w:nsid w:val="03904AB7"/>
     <w:multiLevelType w:val="multilevel"/>
@@ -9107,7 +9135,7 @@
 </file>
 
 <file path=word/styles.xml><?xml version="1.0" encoding="utf-8"?>
-<w:styles xmlns:mc="http://schemas.openxmlformats.org/markup-compatibility/2006" xmlns:r="http://schemas.openxmlformats.org/officeDocument/2006/relationships" xmlns:w="http://schemas.openxmlformats.org/wordprocessingml/2006/main" xmlns:w14="http://schemas.microsoft.com/office/word/2010/wordml" xmlns:w15="http://schemas.microsoft.com/office/word/2012/wordml" xmlns:w16cex="http://schemas.microsoft.com/office/word/2018/wordml/cex" xmlns:w16cid="http://schemas.microsoft.com/office/word/2016/wordml/cid" xmlns:w16="http://schemas.microsoft.com/office/word/2018/wordml" xmlns:w16du="http://schemas.microsoft.com/office/word/2023/wordml/word16du" xmlns:w16sdtdh="http://schemas.microsoft.com/office/word/2020/wordml/sdtdatahash" xmlns:w16se="http://schemas.microsoft.com/office/word/2015/wordml/symex" mc:Ignorable="w14 w15 w16se w16cid w16 w16cex w16sdtdh w16du">
+<w:styles xmlns:mc="http://schemas.openxmlformats.org/markup-compatibility/2006" xmlns:r="http://schemas.openxmlformats.org/officeDocument/2006/relationships" xmlns:w="http://schemas.openxmlformats.org/wordprocessingml/2006/main" xmlns:w14="http://schemas.microsoft.com/office/word/2010/wordml" xmlns:w15="http://schemas.microsoft.com/office/word/2012/wordml" xmlns:w16cex="http://schemas.microsoft.com/office/word/2018/wordml/cex" xmlns:w16cid="http://schemas.microsoft.com/office/word/2016/wordml/cid" xmlns:w16="http://schemas.microsoft.com/office/word/2018/wordml" xmlns:w16du="http://schemas.microsoft.com/office/word/2023/wordml/word16du" xmlns:w16sdtdh="http://schemas.microsoft.com/office/word/2020/wordml/sdtdatahash" xmlns:w16sdtfl="http://schemas.microsoft.com/office/word/2024/wordml/sdtformatlock" xmlns:w16se="http://schemas.microsoft.com/office/word/2015/wordml/symex" mc:Ignorable="w14 w15 w16se w16cid w16 w16cex w16sdtdh w16sdtfl w16du">
   <w:docDefaults>
     <w:rPrDefault>
       <w:rPr>
@@ -9135,6 +9163,7 @@
     <w:lsdException w:name="Title" w:qFormat="1"/>
     <w:lsdException w:name="Default Paragraph Font" w:uiPriority="1"/>
     <w:lsdException w:name="Subtitle" w:qFormat="1"/>
+    <w:lsdException w:name="Hyperlink" w:uiPriority="99"/>
     <w:lsdException w:name="Strong" w:uiPriority="22" w:qFormat="1"/>
     <w:lsdException w:name="Emphasis" w:semiHidden="1" w:uiPriority="20" w:qFormat="1"/>
     <w:lsdException w:name="Normal (Web)" w:uiPriority="99"/>
@@ -9414,7 +9443,7 @@
   <w:style w:type="paragraph" w:default="1" w:styleId="Normal">
     <w:name w:val="Normal"/>
     <w:qFormat/>
-    <w:rsid w:val="00B728C8"/>
+    <w:rsid w:val="00796BF0"/>
     <w:pPr>
       <w:spacing w:before="160" w:after="80" w:line="336" w:lineRule="auto"/>
     </w:pPr>
@@ -9429,7 +9458,7 @@
     <w:next w:val="Normal"/>
     <w:link w:val="Heading1Char"/>
     <w:qFormat/>
-    <w:rsid w:val="00B728C8"/>
+    <w:rsid w:val="00796BF0"/>
     <w:pPr>
       <w:keepNext/>
       <w:spacing w:before="400" w:after="200" w:line="240" w:lineRule="auto"/>
@@ -9449,7 +9478,7 @@
     <w:next w:val="Normal"/>
     <w:link w:val="Heading2Char"/>
     <w:qFormat/>
-    <w:rsid w:val="00B728C8"/>
+    <w:rsid w:val="00796BF0"/>
     <w:pPr>
       <w:keepNext/>
       <w:pBdr>
@@ -9472,7 +9501,7 @@
     <w:basedOn w:val="Normal"/>
     <w:next w:val="Normal"/>
     <w:qFormat/>
-    <w:rsid w:val="00B728C8"/>
+    <w:rsid w:val="00796BF0"/>
     <w:pPr>
       <w:keepNext/>
       <w:autoSpaceDE w:val="0"/>
@@ -9493,7 +9522,7 @@
     <w:uiPriority w:val="1"/>
     <w:semiHidden/>
     <w:unhideWhenUsed/>
-    <w:rsid w:val="00B728C8"/>
+    <w:rsid w:val="00796BF0"/>
   </w:style>
   <w:style w:type="table" w:default="1" w:styleId="TableNormal">
     <w:name w:val="Normal Table"/>
@@ -9515,7 +9544,7 @@
     <w:uiPriority w:val="99"/>
     <w:semiHidden/>
     <w:unhideWhenUsed/>
-    <w:rsid w:val="00B728C8"/>
+    <w:rsid w:val="00796BF0"/>
   </w:style>
   <w:style w:type="table" w:styleId="TableGrid">
     <w:name w:val="Table Grid"/>
@@ -9537,14 +9566,14 @@
     <w:basedOn w:val="Normal"/>
     <w:uiPriority w:val="34"/>
     <w:qFormat/>
-    <w:rsid w:val="00B728C8"/>
+    <w:rsid w:val="00796BF0"/>
     <w:pPr>
       <w:ind w:left="720"/>
     </w:pPr>
   </w:style>
   <w:style w:type="character" w:styleId="FollowedHyperlink">
     <w:name w:val="FollowedHyperlink"/>
-    <w:rsid w:val="00B728C8"/>
+    <w:rsid w:val="00796BF0"/>
     <w:rPr>
       <w:color w:val="800080"/>
       <w:u w:val="single"/>
@@ -9554,7 +9583,7 @@
     <w:name w:val="footer"/>
     <w:basedOn w:val="Normal"/>
     <w:link w:val="FooterChar"/>
-    <w:rsid w:val="00B728C8"/>
+    <w:rsid w:val="00796BF0"/>
     <w:pPr>
       <w:pBdr>
         <w:top w:val="single" w:sz="4" w:space="1" w:color="auto"/>
@@ -9584,7 +9613,7 @@
     <w:name w:val="header"/>
     <w:basedOn w:val="Normal"/>
     <w:link w:val="HeaderChar"/>
-    <w:rsid w:val="00B728C8"/>
+    <w:rsid w:val="00796BF0"/>
     <w:pPr>
       <w:tabs>
         <w:tab w:val="left" w:pos="5040"/>
@@ -9634,7 +9663,8 @@
   </w:style>
   <w:style w:type="character" w:styleId="Hyperlink">
     <w:name w:val="Hyperlink"/>
-    <w:rsid w:val="00B728C8"/>
+    <w:uiPriority w:val="99"/>
+    <w:rsid w:val="00796BF0"/>
     <w:rPr>
       <w:color w:val="0000FF"/>
       <w:u w:val="single"/>
@@ -9643,7 +9673,7 @@
   <w:style w:type="paragraph" w:customStyle="1" w:styleId="NumberedHeading2">
     <w:name w:val="Numbered Heading 2"/>
     <w:basedOn w:val="Normal"/>
-    <w:rsid w:val="00B728C8"/>
+    <w:rsid w:val="00796BF0"/>
     <w:pPr>
       <w:numPr>
         <w:numId w:val="1"/>
@@ -9653,7 +9683,7 @@
   <w:style w:type="paragraph" w:customStyle="1" w:styleId="Outlinenumbering">
     <w:name w:val="Outline numbering"/>
     <w:basedOn w:val="Normal"/>
-    <w:rsid w:val="00B728C8"/>
+    <w:rsid w:val="00796BF0"/>
     <w:pPr>
       <w:numPr>
         <w:numId w:val="2"/>
@@ -9671,7 +9701,7 @@
   <w:style w:type="character" w:styleId="PageNumber">
     <w:name w:val="page number"/>
     <w:basedOn w:val="DefaultParagraphFont"/>
-    <w:rsid w:val="00B728C8"/>
+    <w:rsid w:val="00796BF0"/>
   </w:style>
   <w:style w:type="character" w:customStyle="1" w:styleId="label">
     <w:name w:val="label"/>
@@ -9770,7 +9800,7 @@
     <w:uiPriority w:val="39"/>
     <w:unhideWhenUsed/>
     <w:qFormat/>
-    <w:rsid w:val="00B728C8"/>
+    <w:rsid w:val="00796BF0"/>
     <w:pPr>
       <w:keepLines/>
       <w:spacing w:after="0" w:line="259" w:lineRule="auto"/>
@@ -9787,7 +9817,7 @@
     <w:name w:val="Code"/>
     <w:basedOn w:val="Normal"/>
     <w:qFormat/>
-    <w:rsid w:val="00B728C8"/>
+    <w:rsid w:val="00796BF0"/>
     <w:pPr>
       <w:spacing w:before="80" w:line="240" w:lineRule="auto"/>
     </w:pPr>
@@ -9802,7 +9832,7 @@
     <w:autoRedefine/>
     <w:uiPriority w:val="39"/>
     <w:unhideWhenUsed/>
-    <w:rsid w:val="00B728C8"/>
+    <w:rsid w:val="00796BF0"/>
     <w:pPr>
       <w:spacing w:after="100" w:line="240" w:lineRule="auto"/>
     </w:pPr>
@@ -9814,7 +9844,7 @@
     <w:autoRedefine/>
     <w:uiPriority w:val="39"/>
     <w:unhideWhenUsed/>
-    <w:rsid w:val="00B728C8"/>
+    <w:rsid w:val="00796BF0"/>
     <w:pPr>
       <w:spacing w:after="100" w:line="240" w:lineRule="auto"/>
       <w:ind w:left="202"/>
@@ -9827,7 +9857,7 @@
     <w:autoRedefine/>
     <w:uiPriority w:val="39"/>
     <w:unhideWhenUsed/>
-    <w:rsid w:val="00B728C8"/>
+    <w:rsid w:val="00796BF0"/>
     <w:pPr>
       <w:spacing w:after="100" w:line="240" w:lineRule="auto"/>
       <w:ind w:left="403"/>
@@ -9837,7 +9867,7 @@
 </file>
 
 <file path=word/glossary/document.xml><?xml version="1.0" encoding="utf-8"?>
-<w:glossaryDocument xmlns:wpc="http://schemas.microsoft.com/office/word/2010/wordprocessingCanvas" xmlns:cx="http://schemas.microsoft.com/office/drawing/2014/chartex" xmlns:cx1="http://schemas.microsoft.com/office/drawing/2015/9/8/chartex" xmlns:cx2="http://schemas.microsoft.com/office/drawing/2015/10/21/chartex" xmlns:cx3="http://schemas.microsoft.com/office/drawing/2016/5/9/chartex" xmlns:cx4="http://schemas.microsoft.com/office/drawing/2016/5/10/chartex" xmlns:cx5="http://schemas.microsoft.com/office/drawing/2016/5/11/chartex" xmlns:cx6="http://schemas.microsoft.com/office/drawing/2016/5/12/chartex" xmlns:cx7="http://schemas.microsoft.com/office/drawing/2016/5/13/chartex" xmlns:cx8="http://schemas.microsoft.com/office/drawing/2016/5/14/chartex" xmlns:mc="http://schemas.openxmlformats.org/markup-compatibility/2006" xmlns:aink="http://schemas.microsoft.com/office/drawing/2016/ink" xmlns:am3d="http://schemas.microsoft.com/office/drawing/2017/model3d" xmlns:o="urn:schemas-microsoft-com:office:office" xmlns:oel="http://schemas.microsoft.com/office/2019/extlst" xmlns:r="http://schemas.openxmlformats.org/officeDocument/2006/relationships" xmlns:m="http://schemas.openxmlformats.org/officeDocument/2006/math" xmlns:v="urn:schemas-microsoft-com:vml" xmlns:wp14="http://schemas.microsoft.com/office/word/2010/wordprocessingDrawing" xmlns:wp="http://schemas.openxmlformats.org/drawingml/2006/wordprocessingDrawing" xmlns:w10="urn:schemas-microsoft-com:office:word" xmlns:w="http://schemas.openxmlformats.org/wordprocessingml/2006/main" xmlns:w14="http://schemas.microsoft.com/office/word/2010/wordml" xmlns:w15="http://schemas.microsoft.com/office/word/2012/wordml" xmlns:w16cex="http://schemas.microsoft.com/office/word/2018/wordml/cex" xmlns:w16cid="http://schemas.microsoft.com/office/word/2016/wordml/cid" xmlns:w16="http://schemas.microsoft.com/office/word/2018/wordml" xmlns:w16du="http://schemas.microsoft.com/office/word/2023/wordml/word16du" xmlns:w16sdtdh="http://schemas.microsoft.com/office/word/2020/wordml/sdtdatahash" xmlns:w16se="http://schemas.microsoft.com/office/word/2015/wordml/symex" xmlns:wpg="http://schemas.microsoft.com/office/word/2010/wordprocessingGroup" xmlns:wpi="http://schemas.microsoft.com/office/word/2010/wordprocessingInk" xmlns:wne="http://schemas.microsoft.com/office/word/2006/wordml" xmlns:wps="http://schemas.microsoft.com/office/word/2010/wordprocessingShape" mc:Ignorable="w14 w15 w16se w16cid w16 w16cex w16sdtdh w16du wp14">
+<w:glossaryDocument xmlns:wpc="http://schemas.microsoft.com/office/word/2010/wordprocessingCanvas" xmlns:cx="http://schemas.microsoft.com/office/drawing/2014/chartex" xmlns:cx1="http://schemas.microsoft.com/office/drawing/2015/9/8/chartex" xmlns:cx2="http://schemas.microsoft.com/office/drawing/2015/10/21/chartex" xmlns:cx3="http://schemas.microsoft.com/office/drawing/2016/5/9/chartex" xmlns:cx4="http://schemas.microsoft.com/office/drawing/2016/5/10/chartex" xmlns:cx5="http://schemas.microsoft.com/office/drawing/2016/5/11/chartex" xmlns:cx6="http://schemas.microsoft.com/office/drawing/2016/5/12/chartex" xmlns:cx7="http://schemas.microsoft.com/office/drawing/2016/5/13/chartex" xmlns:cx8="http://schemas.microsoft.com/office/drawing/2016/5/14/chartex" xmlns:mc="http://schemas.openxmlformats.org/markup-compatibility/2006" xmlns:aink="http://schemas.microsoft.com/office/drawing/2016/ink" xmlns:am3d="http://schemas.microsoft.com/office/drawing/2017/model3d" xmlns:o="urn:schemas-microsoft-com:office:office" xmlns:oel="http://schemas.microsoft.com/office/2019/extlst" xmlns:r="http://schemas.openxmlformats.org/officeDocument/2006/relationships" xmlns:m="http://schemas.openxmlformats.org/officeDocument/2006/math" xmlns:v="urn:schemas-microsoft-com:vml" xmlns:wp14="http://schemas.microsoft.com/office/word/2010/wordprocessingDrawing" xmlns:wp="http://schemas.openxmlformats.org/drawingml/2006/wordprocessingDrawing" xmlns:w10="urn:schemas-microsoft-com:office:word" xmlns:w="http://schemas.openxmlformats.org/wordprocessingml/2006/main" xmlns:w14="http://schemas.microsoft.com/office/word/2010/wordml" xmlns:w15="http://schemas.microsoft.com/office/word/2012/wordml" xmlns:w16cex="http://schemas.microsoft.com/office/word/2018/wordml/cex" xmlns:w16cid="http://schemas.microsoft.com/office/word/2016/wordml/cid" xmlns:w16="http://schemas.microsoft.com/office/word/2018/wordml" xmlns:w16du="http://schemas.microsoft.com/office/word/2023/wordml/word16du" xmlns:w16sdtdh="http://schemas.microsoft.com/office/word/2020/wordml/sdtdatahash" xmlns:w16sdtfl="http://schemas.microsoft.com/office/word/2024/wordml/sdtformatlock" xmlns:w16se="http://schemas.microsoft.com/office/word/2015/wordml/symex" xmlns:wpg="http://schemas.microsoft.com/office/word/2010/wordprocessingGroup" xmlns:wpi="http://schemas.microsoft.com/office/word/2010/wordprocessingInk" xmlns:wne="http://schemas.microsoft.com/office/word/2006/wordml" xmlns:wps="http://schemas.microsoft.com/office/word/2010/wordprocessingShape" mc:Ignorable="w14 w15 w16se w16cid w16 w16cex w16sdtdh w16sdtfl w16du wp14">
   <w:docParts>
     <w:docPart>
       <w:docPartPr>
@@ -10084,7 +10114,7 @@
 </file>
 
 <file path=word/glossary/fontTable.xml><?xml version="1.0" encoding="utf-8"?>
-<w:fonts xmlns:mc="http://schemas.openxmlformats.org/markup-compatibility/2006" xmlns:r="http://schemas.openxmlformats.org/officeDocument/2006/relationships" xmlns:w="http://schemas.openxmlformats.org/wordprocessingml/2006/main" xmlns:w14="http://schemas.microsoft.com/office/word/2010/wordml" xmlns:w15="http://schemas.microsoft.com/office/word/2012/wordml" xmlns:w16cex="http://schemas.microsoft.com/office/word/2018/wordml/cex" xmlns:w16cid="http://schemas.microsoft.com/office/word/2016/wordml/cid" xmlns:w16="http://schemas.microsoft.com/office/word/2018/wordml" xmlns:w16du="http://schemas.microsoft.com/office/word/2023/wordml/word16du" xmlns:w16sdtdh="http://schemas.microsoft.com/office/word/2020/wordml/sdtdatahash" xmlns:w16se="http://schemas.microsoft.com/office/word/2015/wordml/symex" mc:Ignorable="w14 w15 w16se w16cid w16 w16cex w16sdtdh w16du">
+<w:fonts xmlns:mc="http://schemas.openxmlformats.org/markup-compatibility/2006" xmlns:r="http://schemas.openxmlformats.org/officeDocument/2006/relationships" xmlns:w="http://schemas.openxmlformats.org/wordprocessingml/2006/main" xmlns:w14="http://schemas.microsoft.com/office/word/2010/wordml" xmlns:w15="http://schemas.microsoft.com/office/word/2012/wordml" xmlns:w16cex="http://schemas.microsoft.com/office/word/2018/wordml/cex" xmlns:w16cid="http://schemas.microsoft.com/office/word/2016/wordml/cid" xmlns:w16="http://schemas.microsoft.com/office/word/2018/wordml" xmlns:w16du="http://schemas.microsoft.com/office/word/2023/wordml/word16du" xmlns:w16sdtdh="http://schemas.microsoft.com/office/word/2020/wordml/sdtdatahash" xmlns:w16sdtfl="http://schemas.microsoft.com/office/word/2024/wordml/sdtformatlock" xmlns:w16se="http://schemas.microsoft.com/office/word/2015/wordml/symex" mc:Ignorable="w14 w15 w16se w16cid w16 w16cex w16sdtdh w16sdtfl w16du">
   <w:font w:name="Times New Roman">
     <w:panose1 w:val="02020603050405020304"/>
     <w:charset w:val="00"/>
@@ -10125,7 +10155,7 @@
     <w:charset w:val="00"/>
     <w:family w:val="swiss"/>
     <w:pitch w:val="variable"/>
-    <w:sig w:usb0="E4002EFF" w:usb1="C000247B" w:usb2="00000009" w:usb3="00000000" w:csb0="000001FF" w:csb1="00000000"/>
+    <w:sig w:usb0="E4002EFF" w:usb1="C200247B" w:usb2="00000009" w:usb3="00000000" w:csb0="000001FF" w:csb1="00000000"/>
   </w:font>
   <w:font w:name="Wingdings">
     <w:panose1 w:val="05000000000000000000"/>
@@ -10139,7 +10169,7 @@
     <w:charset w:val="00"/>
     <w:family w:val="swiss"/>
     <w:pitch w:val="variable"/>
-    <w:sig w:usb0="E4002EFF" w:usb1="C000247B" w:usb2="00000009" w:usb3="00000000" w:csb0="000001FF" w:csb1="00000000"/>
+    <w:sig w:usb0="E4002EFF" w:usb1="C200247B" w:usb2="00000009" w:usb3="00000000" w:csb0="000001FF" w:csb1="00000000"/>
   </w:font>
   <w:font w:name="Aptos">
     <w:charset w:val="00"/>
@@ -10157,7 +10187,7 @@
 </file>
 
 <file path=word/glossary/settings.xml><?xml version="1.0" encoding="utf-8"?>
-<w:settings xmlns:mc="http://schemas.openxmlformats.org/markup-compatibility/2006" xmlns:o="urn:schemas-microsoft-com:office:office" xmlns:r="http://schemas.openxmlformats.org/officeDocument/2006/relationships" xmlns:m="http://schemas.openxmlformats.org/officeDocument/2006/math" xmlns:v="urn:schemas-microsoft-com:vml" xmlns:w10="urn:schemas-microsoft-com:office:word" xmlns:w="http://schemas.openxmlformats.org/wordprocessingml/2006/main" xmlns:w14="http://schemas.microsoft.com/office/word/2010/wordml" xmlns:w15="http://schemas.microsoft.com/office/word/2012/wordml" xmlns:w16cex="http://schemas.microsoft.com/office/word/2018/wordml/cex" xmlns:w16cid="http://schemas.microsoft.com/office/word/2016/wordml/cid" xmlns:w16="http://schemas.microsoft.com/office/word/2018/wordml" xmlns:w16du="http://schemas.microsoft.com/office/word/2023/wordml/word16du" xmlns:w16sdtdh="http://schemas.microsoft.com/office/word/2020/wordml/sdtdatahash" xmlns:w16se="http://schemas.microsoft.com/office/word/2015/wordml/symex" xmlns:sl="http://schemas.openxmlformats.org/schemaLibrary/2006/main" mc:Ignorable="w14 w15 w16se w16cid w16 w16cex w16sdtdh w16du">
+<w:settings xmlns:mc="http://schemas.openxmlformats.org/markup-compatibility/2006" xmlns:o="urn:schemas-microsoft-com:office:office" xmlns:r="http://schemas.openxmlformats.org/officeDocument/2006/relationships" xmlns:m="http://schemas.openxmlformats.org/officeDocument/2006/math" xmlns:v="urn:schemas-microsoft-com:vml" xmlns:w10="urn:schemas-microsoft-com:office:word" xmlns:w="http://schemas.openxmlformats.org/wordprocessingml/2006/main" xmlns:w14="http://schemas.microsoft.com/office/word/2010/wordml" xmlns:w15="http://schemas.microsoft.com/office/word/2012/wordml" xmlns:w16cex="http://schemas.microsoft.com/office/word/2018/wordml/cex" xmlns:w16cid="http://schemas.microsoft.com/office/word/2016/wordml/cid" xmlns:w16="http://schemas.microsoft.com/office/word/2018/wordml" xmlns:w16du="http://schemas.microsoft.com/office/word/2023/wordml/word16du" xmlns:w16sdtdh="http://schemas.microsoft.com/office/word/2020/wordml/sdtdatahash" xmlns:w16sdtfl="http://schemas.microsoft.com/office/word/2024/wordml/sdtformatlock" xmlns:w16se="http://schemas.microsoft.com/office/word/2015/wordml/symex" xmlns:sl="http://schemas.openxmlformats.org/schemaLibrary/2006/main" mc:Ignorable="w14 w15 w16se w16cid w16 w16cex w16sdtdh w16sdtfl w16du">
   <w:view w:val="normal"/>
   <w:defaultTabStop w:val="720"/>
   <w:characterSpacingControl w:val="doNotCompress"/>
@@ -10175,6 +10205,7 @@
     <w:rsid w:val="006A3EE7"/>
     <w:rsid w:val="007F06DE"/>
     <w:rsid w:val="00BC342C"/>
+    <w:rsid w:val="00FD3D36"/>
   </w:rsids>
   <m:mathPr>
     <m:mathFont m:val="Cambria Math"/>
@@ -10198,7 +10229,7 @@
 </file>
 
 <file path=word/glossary/styles.xml><?xml version="1.0" encoding="utf-8"?>
-<w:styles xmlns:mc="http://schemas.openxmlformats.org/markup-compatibility/2006" xmlns:r="http://schemas.openxmlformats.org/officeDocument/2006/relationships" xmlns:w="http://schemas.openxmlformats.org/wordprocessingml/2006/main" xmlns:w14="http://schemas.microsoft.com/office/word/2010/wordml" xmlns:w15="http://schemas.microsoft.com/office/word/2012/wordml" xmlns:w16cex="http://schemas.microsoft.com/office/word/2018/wordml/cex" xmlns:w16cid="http://schemas.microsoft.com/office/word/2016/wordml/cid" xmlns:w16="http://schemas.microsoft.com/office/word/2018/wordml" xmlns:w16du="http://schemas.microsoft.com/office/word/2023/wordml/word16du" xmlns:w16sdtdh="http://schemas.microsoft.com/office/word/2020/wordml/sdtdatahash" xmlns:w16se="http://schemas.microsoft.com/office/word/2015/wordml/symex" mc:Ignorable="w14 w15 w16se w16cid w16 w16cex w16sdtdh w16du">
+<w:styles xmlns:mc="http://schemas.openxmlformats.org/markup-compatibility/2006" xmlns:r="http://schemas.openxmlformats.org/officeDocument/2006/relationships" xmlns:w="http://schemas.openxmlformats.org/wordprocessingml/2006/main" xmlns:w14="http://schemas.microsoft.com/office/word/2010/wordml" xmlns:w15="http://schemas.microsoft.com/office/word/2012/wordml" xmlns:w16cex="http://schemas.microsoft.com/office/word/2018/wordml/cex" xmlns:w16cid="http://schemas.microsoft.com/office/word/2016/wordml/cid" xmlns:w16="http://schemas.microsoft.com/office/word/2018/wordml" xmlns:w16du="http://schemas.microsoft.com/office/word/2023/wordml/word16du" xmlns:w16sdtdh="http://schemas.microsoft.com/office/word/2020/wordml/sdtdatahash" xmlns:w16sdtfl="http://schemas.microsoft.com/office/word/2024/wordml/sdtformatlock" xmlns:w16se="http://schemas.microsoft.com/office/word/2015/wordml/symex" mc:Ignorable="w14 w15 w16se w16cid w16 w16cex w16sdtdh w16sdtfl w16du">
   <w:docDefaults>
     <w:rPrDefault>
       <w:rPr>
@@ -10666,7 +10697,7 @@
 </file>
 
 <file path=word/glossary/webSettings.xml><?xml version="1.0" encoding="utf-8"?>
-<w:webSettings xmlns:mc="http://schemas.openxmlformats.org/markup-compatibility/2006" xmlns:r="http://schemas.openxmlformats.org/officeDocument/2006/relationships" xmlns:w="http://schemas.openxmlformats.org/wordprocessingml/2006/main" xmlns:w14="http://schemas.microsoft.com/office/word/2010/wordml" xmlns:w15="http://schemas.microsoft.com/office/word/2012/wordml" xmlns:w16cex="http://schemas.microsoft.com/office/word/2018/wordml/cex" xmlns:w16cid="http://schemas.microsoft.com/office/word/2016/wordml/cid" xmlns:w16="http://schemas.microsoft.com/office/word/2018/wordml" xmlns:w16du="http://schemas.microsoft.com/office/word/2023/wordml/word16du" xmlns:w16sdtdh="http://schemas.microsoft.com/office/word/2020/wordml/sdtdatahash" xmlns:w16se="http://schemas.microsoft.com/office/word/2015/wordml/symex" mc:Ignorable="w14 w15 w16se w16cid w16 w16cex w16sdtdh w16du">
+<w:webSettings xmlns:mc="http://schemas.openxmlformats.org/markup-compatibility/2006" xmlns:r="http://schemas.openxmlformats.org/officeDocument/2006/relationships" xmlns:w="http://schemas.openxmlformats.org/wordprocessingml/2006/main" xmlns:w14="http://schemas.microsoft.com/office/word/2010/wordml" xmlns:w15="http://schemas.microsoft.com/office/word/2012/wordml" xmlns:w16cex="http://schemas.microsoft.com/office/word/2018/wordml/cex" xmlns:w16cid="http://schemas.microsoft.com/office/word/2016/wordml/cid" xmlns:w16="http://schemas.microsoft.com/office/word/2018/wordml" xmlns:w16du="http://schemas.microsoft.com/office/word/2023/wordml/word16du" xmlns:w16sdtdh="http://schemas.microsoft.com/office/word/2020/wordml/sdtdatahash" xmlns:w16sdtfl="http://schemas.microsoft.com/office/word/2024/wordml/sdtformatlock" xmlns:w16se="http://schemas.microsoft.com/office/word/2015/wordml/symex" mc:Ignorable="w14 w15 w16se w16cid w16 w16cex w16sdtdh w16sdtfl w16du">
   <w:optimizeForBrowser/>
   <w:allowPNG/>
 </w:webSettings>
